--- a/templates/1-OGOHLANTIRISH-NAMUNA.docx
+++ b/templates/1-OGOHLANTIRISH-NAMUNA.docx
@@ -165,7 +165,7 @@
                 <w:szCs w:val="26"/>
                 <w:lang w:val="en-US"/>
               </w:rPr>
-              <w:t>da</w:t>
+              <w:t xml:space="preserve">{manzil_son}</w:t>
             </w:r>
             <w:r>
               <w:rPr>
@@ -175,7 +175,7 @@
                 <w:szCs w:val="26"/>
                 <w:lang w:val="en-US"/>
               </w:rPr>
-              <w:t xml:space="preserve"> istiqomat qiluvchi </w:t>
+              <w:t xml:space="preserve"/>
             </w:r>
           </w:p>
           <w:p>
@@ -197,7 +197,7 @@
                 <w:szCs w:val="26"/>
                 <w:lang w:val="en-US"/>
               </w:rPr>
-              <w:t>f</w:t>
+              <w:t xml:space="preserve">{kimga_old}</w:t>
             </w:r>
             <w:r>
               <w:rPr>
@@ -207,7 +207,7 @@
                 <w:szCs w:val="26"/>
                 <w:lang w:val="en-US"/>
               </w:rPr>
-              <w:t>uqaro</w:t>
+              <w:t/>
             </w:r>
             <w:r>
               <w:rPr>
@@ -217,7 +217,7 @@
                 <w:szCs w:val="26"/>
                 <w:lang w:val="en-US"/>
               </w:rPr>
-              <w:t xml:space="preserve"> </w:t>
+              <w:t/>
             </w:r>
             <w:r>
               <w:rPr>
@@ -236,7 +236,7 @@
                 <w:szCs w:val="26"/>
                 <w:lang w:val="en-US"/>
               </w:rPr>
-              <w:t>ga</w:t>
+              <w:t xml:space="preserve">{kimga_son}</w:t>
             </w:r>
           </w:p>
           <w:p>

--- a/templates/1-OGOHLANTIRISH-NAMUNA.docx
+++ b/templates/1-OGOHLANTIRISH-NAMUNA.docx
@@ -470,7 +470,7 @@
           <w:sz w:val="26"/>
           <w:szCs w:val="26"/>
         </w:rPr>
-        <w:t>Mazkur holatga ko‘ra, Siz tomoningizdan iyul oyi uchun to‘lanishi lozim bo‘lgan to‘lov {kechikkan_kun} ({kechikkan_kun</w:t>
+        <w:t>Mazkur holatga ko‘ra, Siz tomoningizdan {kechikkan_oy} oyi uchun to‘lanishi lozim bo‘lgan to‘lov {kechikkan_kun} ({kechikkan_kun</w:t>
       </w:r>
       <w:r>
         <w:rPr>

--- a/templates/1-OGOHLANTIRISH-NAMUNA.docx
+++ b/templates/1-OGOHLANTIRISH-NAMUNA.docx
@@ -487,7 +487,7 @@
           <w:sz w:val="26"/>
           <w:szCs w:val="26"/>
         </w:rPr>
-        <w:t>}) kalendar kunga kechiktirilgan. Natijada jami {oylik_to</w:t>
+        <w:t>}) kalendar kunga kechiktirilgan. Natijada {oylik_to</w:t>
       </w:r>
       <w:r>
         <w:rPr>
@@ -538,7 +538,7 @@
           <w:sz w:val="26"/>
           <w:szCs w:val="26"/>
         </w:rPr>
-        <w:t>}) so‘m miqdorida qarzdorlik, shu jumladan {xayriya_summasi} ({xayriya_summasi</w:t>
+        <w:t>}) so‘m miqdorida qarzdorlik hamda {xayriya_summasi} ({xayriya_summasi</w:t>
       </w:r>
       <w:r>
         <w:rPr>
@@ -573,7 +573,7 @@
           <w:sz w:val="26"/>
           <w:szCs w:val="26"/>
         </w:rPr>
-        <w:t>}) miqdorida hayriya to‘lovi hisoblangan.</w:t>
+        <w:t>}) so‘m miqdorida hayriya to‘lovi hisoblangan.</w:t>
       </w:r>
     </w:p>
     <w:p>

--- a/templates/1-OGOHLANTIRISH-NAMUNA.docx
+++ b/templates/1-OGOHLANTIRISH-NAMUNA.docx
@@ -470,7 +470,7 @@
           <w:sz w:val="26"/>
           <w:szCs w:val="26"/>
         </w:rPr>
-        <w:t>Mazkur holatga ko‘ra, Siz tomoningizdan {kechikkan_oy} oyi uchun to‘lanishi lozim bo‘lgan to‘lov {kechikkan_kun} ({kechikkan_kun</w:t>
+        <w:t>Mazkur holatga ko‘ra, Siz tomoningizdan {kechikkan_oy} uchun to‘lanishi lozim bo‘lgan {tolov_soz} {kechikkan_kun} ({kechikkan_kun</w:t>
       </w:r>
       <w:r>
         <w:rPr>

--- a/templates/1-OGOHLANTIRISH-NAMUNA.docx
+++ b/templates/1-OGOHLANTIRISH-NAMUNA.docx
@@ -393,7 +393,7 @@
           <w:sz w:val="26"/>
           <w:szCs w:val="26"/>
         </w:rPr>
-        <w:t>}da {shartnoma_raqami}-sonli aktivni nasiya savdo shartnomasi (keyingi o‘rinlarda — Shartnoma) tuzilgan bo‘lib, mazkur Shartnoma asosida Sizga nasiya savdo xizmati ko‘rsatilgan.</w:t>
+        <w:t>}da {shartnoma_raqami}-sonli aktivni {shartnoma_turi} (keyingi o‘rinlarda — Shartnoma) tuzilgan bo‘lib, mazkur Shartnoma asosida Sizga {xizmat_turi} ko‘rsatilgan.</w:t>
       </w:r>
     </w:p>
     <w:p>
@@ -413,7 +413,7 @@
           <w:sz w:val="26"/>
           <w:szCs w:val="26"/>
         </w:rPr>
-        <w:t xml:space="preserve">Shartnomaning ajralmas qismi hisoblangan 1-ilovaga muvofiq, nasiya to‘lovlari har oyning </w:t>
+        <w:t xml:space="preserve">Shartnomaning ajralmas qismi hisoblangan 1-ilovaga muvofiq, {tolov_turi} har oyning </w:t>
       </w:r>
       <w:r>
         <w:rPr>
@@ -450,7 +450,7 @@
           <w:sz w:val="26"/>
           <w:szCs w:val="26"/>
         </w:rPr>
-        <w:t>Shuningdek, Shartnoma shartlariga ko‘ra, nasiya to‘lovlari belgilangan muddatda amalga oshirilmagan taqdirda, kechiktirilgan har bir kalendar kun uchun kechiktirilgan to‘lov summasining 0,4 foizi miqdorida hayriya to‘lovi hisoblanishi nazarda tutilgan.</w:t>
+        <w:t>Shuningdek, Shartnoma shartlariga ko‘ra, {tolov_turi} belgilangan muddatda amalga oshirilmagan taqdirda, kechiktirilgan har bir kalendar kun uchun kechiktirilgan to‘lov summasining 0,4 foizi miqdorida hayriya to‘lovi hisoblanishi nazarda tutilgan.</w:t>
       </w:r>
     </w:p>
     <w:p>
@@ -671,7 +671,7 @@
           <w:szCs w:val="26"/>
         </w:rPr>
         <w:tab/>
-        <w:t>Nasiya savdo obyektini qaytarish bo‘yicha choralar ko‘rish;</w:t>
+        <w:t>{obyekt_turi} qaytarish bo‘yicha choralar ko‘rish;</w:t>
       </w:r>
     </w:p>
     <w:p>
